--- a/templates/03_academia/01_resumo_academico.docx
+++ b/templates/03_academia/01_resumo_academico.docx
@@ -33,7 +33,7 @@
           <w:sz w:val="20"/>
           <w:szCs w:val="20"/>
         </w:rPr>
-        <w:t xml:space="preserve">Instituição: </w:t>
+        <w:t xml:space="preserve">AUTOR: </w:t>
       </w:r>
       <w:r>
         <w:rPr>
@@ -44,7 +44,7 @@
           <w:sz w:val="20"/>
           <w:szCs w:val="20"/>
         </w:rPr>
-        <w:t xml:space="preserve">[NOME DA INSTITUIÇÃO]</w:t>
+        <w:t xml:space="preserve">[NOME COMPLETO DO ALUNO / PESQUISADOR]</w:t>
       </w:r>
     </w:p>
     <w:p>
@@ -61,7 +61,7 @@
           <w:sz w:val="20"/>
           <w:szCs w:val="20"/>
         </w:rPr>
-        <w:t xml:space="preserve">Curso: </w:t>
+        <w:t xml:space="preserve">INSTITUIÇÃO: </w:t>
       </w:r>
       <w:r>
         <w:rPr>
@@ -72,7 +72,7 @@
           <w:sz w:val="20"/>
           <w:szCs w:val="20"/>
         </w:rPr>
-        <w:t xml:space="preserve">[NOME DO CURSO]</w:t>
+        <w:t xml:space="preserve">[NOME DA INSTITUIÇÃO / CURSO]</w:t>
       </w:r>
     </w:p>
     <w:p>
@@ -89,7 +89,7 @@
           <w:sz w:val="20"/>
           <w:szCs w:val="20"/>
         </w:rPr>
-        <w:t xml:space="preserve">Autor: </w:t>
+        <w:t xml:space="preserve">ORIENTADOR: </w:t>
       </w:r>
       <w:r>
         <w:rPr>
@@ -100,7 +100,35 @@
           <w:sz w:val="20"/>
           <w:szCs w:val="20"/>
         </w:rPr>
-        <w:t xml:space="preserve">[NOME DO AUTOR]</w:t>
+        <w:t xml:space="preserve">[NOME DO ORIENTADOR]</w:t>
+      </w:r>
+    </w:p>
+    <w:p>
+      <w:pPr>
+        <w:spacing w:after="100" w:before="100"/>
+        <w:ind w:left="400"/>
+      </w:pPr>
+      <w:r>
+        <w:rPr>
+          <w:rFonts w:ascii="Arial" w:cs="Arial" w:eastAsia="Arial" w:hAnsi="Arial"/>
+          <w:b/>
+          <w:bCs/>
+          <w:color w:val="2D6A4F"/>
+          <w:sz w:val="20"/>
+          <w:szCs w:val="20"/>
+        </w:rPr>
+        <w:t xml:space="preserve">DATA DA EMISSÃO: </w:t>
+      </w:r>
+      <w:r>
+        <w:rPr>
+          <w:rFonts w:ascii="Arial" w:cs="Arial" w:eastAsia="Arial" w:hAnsi="Arial"/>
+          <w:i/>
+          <w:iCs/>
+          <w:color w:val="6B7280"/>
+          <w:sz w:val="20"/>
+          <w:szCs w:val="20"/>
+        </w:rPr>
+        <w:t xml:space="preserve">[DIA] de [MÊS] de [ANO]</w:t>
       </w:r>
     </w:p>
     <w:p>
@@ -119,13 +147,12 @@
           <w:sz w:val="24"/>
           <w:szCs w:val="24"/>
         </w:rPr>
-        <w:t xml:space="preserve">Resumo</w:t>
-      </w:r>
-    </w:p>
-    <w:p>
-      <w:pPr>
-        <w:spacing w:after="100" w:before="100"/>
-        <w:ind w:left="400"/>
+        <w:t xml:space="preserve">1. TÍTULO DO TRABALHO</w:t>
+      </w:r>
+    </w:p>
+    <w:p>
+      <w:pPr>
+        <w:spacing w:after="100" w:before="100"/>
       </w:pPr>
       <w:r>
         <w:rPr>
@@ -134,7 +161,7 @@
           <w:sz w:val="20"/>
           <w:szCs w:val="20"/>
         </w:rPr>
-        <w:t xml:space="preserve">[TEXTO DO RESUMO SINTETIZANDO A PESQUISA OU TRABALHO].</w:t>
+        <w:t xml:space="preserve">[TÍTULO DO TRABALHO – EX: IMPACTO DA IA NA GESTÃO FINANCEIRA]</w:t>
       </w:r>
     </w:p>
     <w:p>
@@ -153,7 +180,7 @@
           <w:sz w:val="24"/>
           <w:szCs w:val="24"/>
         </w:rPr>
-        <w:t xml:space="preserve">Palavras-chave</w:t>
+        <w:t xml:space="preserve">2. OBJETIVO DA PESQUISA</w:t>
       </w:r>
     </w:p>
     <w:p>
@@ -167,7 +194,7 @@
           <w:sz w:val="20"/>
           <w:szCs w:val="20"/>
         </w:rPr>
-        <w:t xml:space="preserve">[PALAVRA 1]; [PALAVRA 2]; [PALAVRA 3].</w:t>
+        <w:t xml:space="preserve">Esta pesquisa tem como objetivo principal [DESCREVER O OBJETIVO – EX: ANALISAR, IDENTIFICAR, COMPARAR].</w:t>
       </w:r>
     </w:p>
     <w:p>
@@ -186,23 +213,198 @@
           <w:sz w:val="24"/>
           <w:szCs w:val="24"/>
         </w:rPr>
-        <w:t xml:space="preserve">Referências</w:t>
-      </w:r>
-    </w:p>
-    <w:p>
-      <w:pPr>
-        <w:spacing w:after="100" w:before="100"/>
-      </w:pPr>
-      <w:r>
-        <w:rPr>
-          <w:rFonts w:ascii="Arial" w:cs="Arial" w:eastAsia="Arial" w:hAnsi="Arial"/>
-          <w:i/>
-          <w:iCs/>
+        <w:t xml:space="preserve">3. METODOLOGIA</w:t>
+      </w:r>
+    </w:p>
+    <w:p>
+      <w:pPr>
+        <w:spacing w:after="100" w:before="100"/>
+      </w:pPr>
+      <w:r>
+        <w:rPr>
+          <w:rFonts w:ascii="Arial" w:cs="Arial" w:eastAsia="Arial" w:hAnsi="Arial"/>
           <w:color w:val="111827"/>
           <w:sz w:val="20"/>
           <w:szCs w:val="20"/>
         </w:rPr>
-        <w:t xml:space="preserve">[SOBRENOME, Nome. Título. Local: Editora, Ano.]</w:t>
+        <w:t xml:space="preserve">A metodologia utilizada consistiu em [DESCREVER O MÉTODO – EX: PESQUISA BIBLIOGRÁFICA, ESTUDO DE CASO, ANÁLISE QUALITATIVA].</w:t>
+      </w:r>
+    </w:p>
+    <w:p>
+      <w:pPr>
+        <w:pBdr>
+          <w:bottom w:val="single" w:color="40916C" w:sz="1"/>
+        </w:pBdr>
+        <w:spacing w:after="150" w:before="300"/>
+      </w:pPr>
+      <w:r>
+        <w:rPr>
+          <w:rFonts w:ascii="Arial" w:cs="Arial" w:eastAsia="Arial" w:hAnsi="Arial"/>
+          <w:b/>
+          <w:bCs/>
+          <w:color w:val="2D6A4F"/>
+          <w:sz w:val="24"/>
+          <w:szCs w:val="24"/>
+        </w:rPr>
+        <w:t xml:space="preserve">4. RESULTADOS E CONCLUSÕES</w:t>
+      </w:r>
+    </w:p>
+    <w:p>
+      <w:pPr>
+        <w:spacing w:after="100" w:before="100"/>
+      </w:pPr>
+      <w:r>
+        <w:rPr>
+          <w:rFonts w:ascii="Arial" w:cs="Arial" w:eastAsia="Arial" w:hAnsi="Arial"/>
+          <w:color w:val="111827"/>
+          <w:sz w:val="20"/>
+          <w:szCs w:val="20"/>
+        </w:rPr>
+        <w:t xml:space="preserve">Os principais resultados obtidos indicam que [DESCREVER OS RESULTADOS – EX: HOUVE UM AUMENTO DE EFICIÊNCIA, A HIPÓTESE FOI CONFIRMADA]. Conclui-se que [DESCREVER A CONCLUSÃO].</w:t>
+      </w:r>
+    </w:p>
+    <w:p>
+      <w:pPr>
+        <w:pBdr>
+          <w:bottom w:val="single" w:color="40916C" w:sz="1"/>
+        </w:pBdr>
+        <w:spacing w:after="150" w:before="300"/>
+      </w:pPr>
+      <w:r>
+        <w:rPr>
+          <w:rFonts w:ascii="Arial" w:cs="Arial" w:eastAsia="Arial" w:hAnsi="Arial"/>
+          <w:b/>
+          <w:bCs/>
+          <w:color w:val="2D6A4F"/>
+          <w:sz w:val="24"/>
+          <w:szCs w:val="24"/>
+        </w:rPr>
+        <w:t xml:space="preserve">5. PALAVRAS-CHAVE</w:t>
+      </w:r>
+    </w:p>
+    <w:p>
+      <w:pPr>
+        <w:spacing w:after="50" w:before="50"/>
+        <w:ind w:left="400" w:hanging="200"/>
+      </w:pPr>
+      <w:r>
+        <w:rPr>
+          <w:rFonts w:ascii="Arial" w:cs="Arial" w:eastAsia="Arial" w:hAnsi="Arial"/>
+          <w:b/>
+          <w:bCs/>
+          <w:color w:val="40916C"/>
+          <w:sz w:val="20"/>
+          <w:szCs w:val="20"/>
+        </w:rPr>
+        <w:t xml:space="preserve">● </w:t>
+      </w:r>
+      <w:r>
+        <w:rPr>
+          <w:rFonts w:ascii="Arial" w:cs="Arial" w:eastAsia="Arial" w:hAnsi="Arial"/>
+          <w:color w:val="111827"/>
+          <w:sz w:val="20"/>
+          <w:szCs w:val="20"/>
+        </w:rPr>
+        <w:t xml:space="preserve">[PALAVRA-CHAVE 1]</w:t>
+      </w:r>
+    </w:p>
+    <w:p>
+      <w:pPr>
+        <w:spacing w:after="50" w:before="50"/>
+        <w:ind w:left="400" w:hanging="200"/>
+      </w:pPr>
+      <w:r>
+        <w:rPr>
+          <w:rFonts w:ascii="Arial" w:cs="Arial" w:eastAsia="Arial" w:hAnsi="Arial"/>
+          <w:b/>
+          <w:bCs/>
+          <w:color w:val="40916C"/>
+          <w:sz w:val="20"/>
+          <w:szCs w:val="20"/>
+        </w:rPr>
+        <w:t xml:space="preserve">● </w:t>
+      </w:r>
+      <w:r>
+        <w:rPr>
+          <w:rFonts w:ascii="Arial" w:cs="Arial" w:eastAsia="Arial" w:hAnsi="Arial"/>
+          <w:color w:val="111827"/>
+          <w:sz w:val="20"/>
+          <w:szCs w:val="20"/>
+        </w:rPr>
+        <w:t xml:space="preserve">[PALAVRA-CHAVE 2]</w:t>
+      </w:r>
+    </w:p>
+    <w:p>
+      <w:pPr>
+        <w:spacing w:after="50" w:before="50"/>
+        <w:ind w:left="400" w:hanging="200"/>
+      </w:pPr>
+      <w:r>
+        <w:rPr>
+          <w:rFonts w:ascii="Arial" w:cs="Arial" w:eastAsia="Arial" w:hAnsi="Arial"/>
+          <w:b/>
+          <w:bCs/>
+          <w:color w:val="40916C"/>
+          <w:sz w:val="20"/>
+          <w:szCs w:val="20"/>
+        </w:rPr>
+        <w:t xml:space="preserve">● </w:t>
+      </w:r>
+      <w:r>
+        <w:rPr>
+          <w:rFonts w:ascii="Arial" w:cs="Arial" w:eastAsia="Arial" w:hAnsi="Arial"/>
+          <w:color w:val="111827"/>
+          <w:sz w:val="20"/>
+          <w:szCs w:val="20"/>
+        </w:rPr>
+        <w:t xml:space="preserve">[PALAVRA-CHAVE 3]</w:t>
+      </w:r>
+    </w:p>
+    <w:p>
+      <w:pPr>
+        <w:pBdr>
+          <w:bottom w:val="single" w:color="40916C" w:sz="1"/>
+        </w:pBdr>
+        <w:spacing w:after="150" w:before="300"/>
+      </w:pPr>
+      <w:r>
+        <w:rPr>
+          <w:rFonts w:ascii="Arial" w:cs="Arial" w:eastAsia="Arial" w:hAnsi="Arial"/>
+          <w:b/>
+          <w:bCs/>
+          <w:color w:val="2D6A4F"/>
+          <w:sz w:val="24"/>
+          <w:szCs w:val="24"/>
+        </w:rPr>
+        <w:t xml:space="preserve">6. REFERÊNCIAS BIBLIOGRÁFICAS (ABNT)</w:t>
+      </w:r>
+    </w:p>
+    <w:p>
+      <w:pPr>
+        <w:spacing w:after="100" w:before="100"/>
+      </w:pPr>
+      <w:r>
+        <w:rPr>
+          <w:rFonts w:ascii="Arial" w:cs="Arial" w:eastAsia="Arial" w:hAnsi="Arial"/>
+          <w:color w:val="111827"/>
+          <w:sz w:val="20"/>
+          <w:szCs w:val="20"/>
+        </w:rPr>
+        <w:t xml:space="preserve">[SOBRENOME, Nome. Título do Livro/Artigo. Local: Editora, Ano.]</w:t>
+      </w:r>
+    </w:p>
+    <w:p>
+      <w:pPr>
+        <w:spacing w:after="100" w:before="100"/>
+      </w:pPr>
+      <w:r>
+        <w:rPr>
+          <w:rFonts w:ascii="Arial" w:cs="Arial" w:eastAsia="Arial" w:hAnsi="Arial"/>
+          <w:color w:val="111827"/>
+          <w:sz w:val="20"/>
+          <w:szCs w:val="20"/>
+        </w:rPr>
+        <w:t xml:space="preserve">[SOBRENOME, Nome. Título do Livro/Artigo. Local: Editora, Ano.]</w:t>
       </w:r>
     </w:p>
     <w:sectPr>
